--- a/technical Data Sheet mayochup.docx
+++ b/technical Data Sheet mayochup.docx
@@ -518,11 +518,7 @@
               <w:jc w:val="center"/>
             </w:pPr>
             <w:r>
-              <w:t xml:space="preserve">Net Weight </w:t>
-            </w:r>
-            <w:proofErr w:type="gramStart"/>
-            <w:r>
-              <w:t>1</w:t>
+              <w:t>Net Weight 1</w:t>
             </w:r>
             <w:r>
               <w:rPr>
@@ -532,11 +528,7 @@
               <w:t>9</w:t>
             </w:r>
             <w:r>
-              <w:t>0</w:t>
-            </w:r>
-            <w:proofErr w:type="gramEnd"/>
-            <w:r>
-              <w:t xml:space="preserve"> gm.</w:t>
+              <w:t>0 gm.</w:t>
             </w:r>
           </w:p>
         </w:tc>
@@ -938,13 +930,13 @@
         <w:rPr>
           <w:lang w:bidi="ar-EG"/>
         </w:rPr>
-        <w:t xml:space="preserve">– </w:t>
-      </w:r>
-      <w:r>
-        <w:rPr>
-          <w:lang w:bidi="ar-EG"/>
-        </w:rPr>
-        <w:t>preservative (potassium sorbate E202 – sodium benzoate E211) 2000ppm.</w:t>
+        <w:t xml:space="preserve">– preservatives (E202 </w:t>
+      </w:r>
+      <w:r>
+        <w:rPr>
+          <w:lang w:bidi="ar-EG"/>
+        </w:rPr>
+        <w:t>)</w:t>
       </w:r>
       <w:r>
         <w:rPr>
@@ -956,6 +948,18 @@
         <w:rPr>
           <w:lang w:bidi="ar-EG"/>
         </w:rPr>
+        <w:t>1</w:t>
+      </w:r>
+      <w:r>
+        <w:rPr>
+          <w:lang w:bidi="ar-EG"/>
+        </w:rPr>
+        <w:t xml:space="preserve">000ppm </w:t>
+      </w:r>
+      <w:r>
+        <w:rPr>
+          <w:lang w:bidi="ar-EG"/>
+        </w:rPr>
         <w:t>–</w:t>
       </w:r>
       <w:r>
@@ -976,7 +980,6 @@
         </w:rPr>
         <w:t xml:space="preserve"> (E321</w:t>
       </w:r>
-      <w:proofErr w:type="gramStart"/>
       <w:r>
         <w:rPr>
           <w:lang w:bidi="ar-EG"/>
@@ -989,7 +992,6 @@
         </w:rPr>
         <w:t>.</w:t>
       </w:r>
-      <w:proofErr w:type="gramEnd"/>
     </w:p>
     <w:bookmarkEnd w:id="1"/>
     <w:p>
@@ -1022,41 +1024,18 @@
         <w:t>Co</w:t>
       </w:r>
       <w:r>
-        <w:t>ntains</w:t>
-      </w:r>
-      <w:r>
-        <w:rPr>
-          <w:b/>
-          <w:bCs/>
-        </w:rPr>
-        <w:t xml:space="preserve"> Egg &amp;</w:t>
-      </w:r>
-      <w:r>
-        <w:rPr>
-          <w:b/>
-          <w:bCs/>
-        </w:rPr>
+        <w:t>ntains Egg &amp;</w:t>
+      </w:r>
+      <w:r>
         <w:t xml:space="preserve"> M</w:t>
       </w:r>
       <w:r>
-        <w:rPr>
-          <w:b/>
-          <w:bCs/>
-        </w:rPr>
         <w:t>u</w:t>
       </w:r>
       <w:r>
-        <w:rPr>
-          <w:b/>
-          <w:bCs/>
-        </w:rPr>
         <w:t xml:space="preserve">stard </w:t>
       </w:r>
       <w:r>
-        <w:rPr>
-          <w:b/>
-          <w:bCs/>
-        </w:rPr>
         <w:t>&amp; Celery</w:t>
       </w:r>
     </w:p>
@@ -2586,13 +2565,7 @@
               <w:jc w:val="center"/>
             </w:pPr>
             <w:r>
-              <w:t>Ye</w:t>
-            </w:r>
-            <w:r>
-              <w:t>a</w:t>
-            </w:r>
-            <w:r>
-              <w:t xml:space="preserve">st </w:t>
+              <w:t xml:space="preserve">Yest </w:t>
             </w:r>
             <w:r>
               <w:rPr>
@@ -2785,24 +2758,18 @@
       <w:pPr>
         <w:jc w:val="center"/>
         <w:rPr>
-          <w:b/>
-          <w:bCs/>
           <w:lang w:val="fr-FR" w:bidi="ar-EG"/>
         </w:rPr>
       </w:pPr>
       <w:proofErr w:type="spellStart"/>
       <w:r>
         <w:rPr>
-          <w:b/>
-          <w:bCs/>
           <w:lang w:val="fr-FR" w:bidi="ar-EG"/>
         </w:rPr>
         <w:t>May</w:t>
       </w:r>
       <w:r>
         <w:rPr>
-          <w:b/>
-          <w:bCs/>
           <w:lang w:val="fr-FR" w:bidi="ar-EG"/>
         </w:rPr>
         <w:t>ochup</w:t>
@@ -3011,7 +2978,7 @@
         <w:rPr>
           <w:lang w:val="fr-FR" w:bidi="ar-EG"/>
         </w:rPr>
-        <w:t xml:space="preserve"> (E1422</w:t>
+        <w:t xml:space="preserve"> (E 1422</w:t>
       </w:r>
       <w:r>
         <w:rPr>
@@ -3025,19 +2992,7 @@
         <w:rPr>
           <w:lang w:val="fr-FR" w:bidi="ar-EG"/>
         </w:rPr>
-        <w:t xml:space="preserve"> E415 </w:t>
-      </w:r>
-      <w:r>
-        <w:rPr>
-          <w:lang w:val="fr-FR" w:bidi="ar-EG"/>
-        </w:rPr>
-        <w:t>–</w:t>
-      </w:r>
-      <w:r>
-        <w:rPr>
-          <w:lang w:val="fr-FR" w:bidi="ar-EG"/>
-        </w:rPr>
-        <w:t xml:space="preserve"> E412) - </w:t>
+        <w:t xml:space="preserve"> E415 - E 412) - </w:t>
       </w:r>
       <w:proofErr w:type="spellStart"/>
       <w:r>
@@ -3107,27 +3062,13 @@
         <w:rPr>
           <w:lang w:val="fr-FR" w:bidi="ar-EG"/>
         </w:rPr>
-        <w:t xml:space="preserve"> E202 – sodium benzoate E211) 2000</w:t>
-      </w:r>
-      <w:proofErr w:type="gramStart"/>
-      <w:r>
-        <w:rPr>
-          <w:lang w:val="fr-FR" w:bidi="ar-EG"/>
-        </w:rPr>
-        <w:t>ppm.</w:t>
-      </w:r>
-      <w:r>
-        <w:rPr>
-          <w:lang w:val="fr-FR" w:bidi="ar-EG"/>
-        </w:rPr>
-        <w:t>–</w:t>
-      </w:r>
-      <w:proofErr w:type="gramEnd"/>
-      <w:r>
-        <w:rPr>
-          <w:lang w:val="fr-FR" w:bidi="ar-EG"/>
-        </w:rPr>
-        <w:t xml:space="preserve"> </w:t>
+        <w:t xml:space="preserve"> E202 – sodium benzoate E211) 2000ppm.</w:t>
+      </w:r>
+      <w:r>
+        <w:rPr>
+          <w:lang w:val="fr-FR" w:bidi="ar-EG"/>
+        </w:rPr>
+        <w:t xml:space="preserve">– </w:t>
       </w:r>
       <w:proofErr w:type="spellStart"/>
       <w:r>
@@ -3180,25 +3121,7 @@
           <w:bCs/>
           <w:lang w:bidi="ar-EG"/>
         </w:rPr>
-        <w:t xml:space="preserve">e Product </w:t>
-      </w:r>
-      <w:proofErr w:type="gramStart"/>
-      <w:r>
-        <w:rPr>
-          <w:b/>
-          <w:bCs/>
-          <w:lang w:bidi="ar-EG"/>
-        </w:rPr>
-        <w:t>contain</w:t>
-      </w:r>
-      <w:proofErr w:type="gramEnd"/>
-      <w:r>
-        <w:rPr>
-          <w:b/>
-          <w:bCs/>
-          <w:lang w:bidi="ar-EG"/>
-        </w:rPr>
-        <w:t xml:space="preserve"> all</w:t>
+        <w:t>e Product contain all</w:t>
       </w:r>
       <w:r>
         <w:rPr>
@@ -3386,21 +3309,7 @@
         <w:rPr>
           <w:lang w:bidi="ar-EG"/>
         </w:rPr>
-        <w:t xml:space="preserve">Validity: Production date expiration and batch </w:t>
-      </w:r>
-      <w:proofErr w:type="gramStart"/>
-      <w:r>
-        <w:rPr>
-          <w:lang w:bidi="ar-EG"/>
-        </w:rPr>
-        <w:t>number</w:t>
-      </w:r>
-      <w:proofErr w:type="gramEnd"/>
-      <w:r>
-        <w:rPr>
-          <w:lang w:bidi="ar-EG"/>
-        </w:rPr>
-        <w:t xml:space="preserve"> are printed on the package.</w:t>
+        <w:t>Validity: Production date expiration and batch number are printed on the package.</w:t>
       </w:r>
     </w:p>
     <w:p>
@@ -3409,19 +3318,11 @@
           <w:lang w:bidi="ar-EG"/>
         </w:rPr>
       </w:pPr>
-      <w:proofErr w:type="gramStart"/>
-      <w:r>
-        <w:rPr>
-          <w:lang w:bidi="ar-EG"/>
-        </w:rPr>
-        <w:t>the</w:t>
-      </w:r>
-      <w:proofErr w:type="gramEnd"/>
-      <w:r>
-        <w:rPr>
-          <w:lang w:bidi="ar-EG"/>
-        </w:rPr>
-        <w:t xml:space="preserve"> factory is not </w:t>
+      <w:r>
+        <w:rPr>
+          <w:lang w:bidi="ar-EG"/>
+        </w:rPr>
+        <w:t xml:space="preserve">the factory is not </w:t>
       </w:r>
       <w:r>
         <w:rPr>
@@ -3492,27 +3393,7 @@
         <w:rPr>
           <w:lang w:val="fr-FR" w:bidi="ar-EG"/>
         </w:rPr>
-        <w:t>Eau –Huile végétale - Sucre –</w:t>
-      </w:r>
-      <w:proofErr w:type="spellStart"/>
-      <w:r>
-        <w:rPr>
-          <w:lang w:val="fr-FR" w:bidi="ar-EG"/>
-        </w:rPr>
-        <w:t>concentrâte</w:t>
-      </w:r>
-      <w:proofErr w:type="spellEnd"/>
-      <w:r>
-        <w:rPr>
-          <w:lang w:val="fr-FR" w:bidi="ar-EG"/>
-        </w:rPr>
-        <w:t xml:space="preserve"> </w:t>
-      </w:r>
-      <w:r>
-        <w:rPr>
-          <w:lang w:val="fr-FR" w:bidi="ar-EG"/>
-        </w:rPr>
-        <w:t>de tomate – Sel</w:t>
+        <w:t>Eau –Huile végétale - Sucre –pâte de tomate – Sel</w:t>
       </w:r>
       <w:r>
         <w:rPr>
@@ -5969,15 +5850,7 @@
               </w:rPr>
             </w:pPr>
             <w:r>
-              <w:t xml:space="preserve">Net Weight </w:t>
-            </w:r>
-            <w:proofErr w:type="gramStart"/>
-            <w:r>
-              <w:t>190</w:t>
-            </w:r>
-            <w:proofErr w:type="gramEnd"/>
-            <w:r>
-              <w:t xml:space="preserve"> gm.</w:t>
+              <w:t>Net Weight 190 gm.</w:t>
             </w:r>
           </w:p>
         </w:tc>
@@ -7140,33 +7013,18 @@
                 <w14:ligatures w14:val="none"/>
               </w:rPr>
             </w:pPr>
-            <w:proofErr w:type="gramStart"/>
-            <w:r>
-              <w:rPr>
-                <w:rFonts w:ascii="Aptos Narrow" w:eastAsia="Times New Roman" w:hAnsi="Aptos Narrow" w:cs="Times New Roman"/>
-                <w:b/>
-                <w:bCs/>
-                <w:color w:val="000000"/>
-                <w:kern w:val="0"/>
-                <w:sz w:val="28"/>
-                <w:szCs w:val="28"/>
-                <w14:ligatures w14:val="none"/>
-              </w:rPr>
-              <w:t>servings</w:t>
-            </w:r>
-            <w:proofErr w:type="gramEnd"/>
-            <w:r>
-              <w:rPr>
-                <w:rFonts w:ascii="Aptos Narrow" w:eastAsia="Times New Roman" w:hAnsi="Aptos Narrow" w:cs="Times New Roman"/>
-                <w:b/>
-                <w:bCs/>
-                <w:color w:val="000000"/>
-                <w:kern w:val="0"/>
-                <w:sz w:val="28"/>
-                <w:szCs w:val="28"/>
-                <w14:ligatures w14:val="none"/>
-              </w:rPr>
-              <w:t xml:space="preserve"> Size   </w:t>
+            <w:r>
+              <w:rPr>
+                <w:rFonts w:ascii="Aptos Narrow" w:eastAsia="Times New Roman" w:hAnsi="Aptos Narrow" w:cs="Times New Roman"/>
+                <w:b/>
+                <w:bCs/>
+                <w:color w:val="000000"/>
+                <w:kern w:val="0"/>
+                <w:sz w:val="28"/>
+                <w:szCs w:val="28"/>
+                <w14:ligatures w14:val="none"/>
+              </w:rPr>
+              <w:t xml:space="preserve">servings Size   </w:t>
             </w:r>
             <w:r>
               <w:rPr>
@@ -9393,21 +9251,7 @@
           <w:lang w:bidi="ar-EG"/>
         </w:rPr>
         <w:lastRenderedPageBreak/>
-        <w:t xml:space="preserve">Gross </w:t>
-      </w:r>
-      <w:proofErr w:type="gramStart"/>
-      <w:r>
-        <w:rPr>
-          <w:lang w:bidi="ar-EG"/>
-        </w:rPr>
-        <w:t>weight :</w:t>
-      </w:r>
-      <w:proofErr w:type="gramEnd"/>
-      <w:r>
-        <w:rPr>
-          <w:lang w:bidi="ar-EG"/>
-        </w:rPr>
-        <w:t>1,708 kg</w:t>
+        <w:t>Gross weight :1,708 kg</w:t>
       </w:r>
     </w:p>
     <w:p>
@@ -9421,21 +9265,7 @@
         <w:rPr>
           <w:lang w:bidi="ar-EG"/>
         </w:rPr>
-        <w:t xml:space="preserve">Net </w:t>
-      </w:r>
-      <w:proofErr w:type="gramStart"/>
-      <w:r>
-        <w:rPr>
-          <w:lang w:bidi="ar-EG"/>
-        </w:rPr>
-        <w:t>weight :</w:t>
-      </w:r>
-      <w:proofErr w:type="gramEnd"/>
-      <w:r>
-        <w:rPr>
-          <w:lang w:bidi="ar-EG"/>
-        </w:rPr>
-        <w:t xml:space="preserve"> </w:t>
+        <w:t xml:space="preserve">Net weight : </w:t>
       </w:r>
       <w:r>
         <w:rPr>
